--- a/12.5- G1-G9 Sub Exhibits Gov Guard/GovGuard_Exhibit_G1_Architecture.docx
+++ b/12.5- G1-G9 Sub Exhibits Gov Guard/GovGuard_Exhibit_G1_Architecture.docx
@@ -75,11 +75,7 @@
         <w:jc w:val="both"/>
       </w:pPr>
       <w:r>
-        <w:rPr>
-          <w:rFonts w:ascii="Times New Roman" w:hAnsi="Times New Roman"/>
-          <w:sz w:val="24"/>
-        </w:rPr>
-        <w:t>GovGuard™ is a three-tier cloud-native SaaS platform deployed on AWS GovCloud with FedRAMP Moderate-aligned controls. The diagram below presents the full logical architecture spanning the Client Tier, Application Tier, AI/ML Pipeline, Data Tier, and Integration Layer.</w:t>
+        <w:t>GovGuard™ is a three-tier cloud-native SaaS platform, currently deployed on Railway (containerized FastAPI backend) and Vercel (Next.js frontend), architected for migration to AWS GovCloud with FedRAMP Moderate-aligned controls — see Exhibit G-11 for the current-state assessment and phased migration/authorization roadmap. The diagram below presents the full logical architecture spanning the Client Tier, Application Tier, AI/ML Pipeline, Data Tier, and Integration Layer, which is designed to operate identically once migrated.</w:t>
       </w:r>
     </w:p>
     <w:p>
@@ -378,10 +374,6 @@
         <w:ind w:left="432"/>
       </w:pPr>
       <w:r>
-        <w:rPr>
-          <w:rFonts w:ascii="Courier New" w:hAnsi="Courier New"/>
-          <w:sz w:val="18"/>
-        </w:rPr>
         <w:br/>
         <w:t xml:space="preserve">  IDENTITY          AWS Cognito User Pools + Identity Pools</w:t>
         <w:br/>
@@ -421,7 +413,7 @@
         <w:br/>
         <w:t xml:space="preserve">                    </w:t>
         <w:br/>
-        <w:t xml:space="preserve">  FEDRAMP MODERATE  AWS GovCloud region (us-gov-west-1 / us-gov-east-1)</w:t>
+        <w:t xml:space="preserve">  FEDRAMP MODERATE  Roadmapped: AWS GovCloud region (us-gov-west-1 / us-gov-east-1) — see Exhibit G-11 (currently on Railway/Vercel)</w:t>
         <w:br/>
         <w:t xml:space="preserve">                    Controls alignment: AC-2, AC-17, AU-2, AU-9, IA-5, SC-28, SI-7</w:t>
         <w:br/>

--- a/12.5- G1-G9 Sub Exhibits Gov Guard/GovGuard_Exhibit_G1_Architecture.docx
+++ b/12.5- G1-G9 Sub Exhibits Gov Guard/GovGuard_Exhibit_G1_Architecture.docx
@@ -13,7 +13,7 @@
           <w:color w:val="00236B"/>
           <w:sz w:val="32"/>
         </w:rPr>
-        <w:t>EXHIBIT G-1</w:t>
+        <w:t>EXHIBIT 28.G1</w:t>
       </w:r>
     </w:p>
     <w:p>
@@ -75,7 +75,7 @@
         <w:jc w:val="both"/>
       </w:pPr>
       <w:r>
-        <w:t>GovGuard™ is a three-tier cloud-native SaaS platform, currently deployed on Railway (containerized FastAPI backend) and Vercel (Next.js frontend), architected for migration to AWS GovCloud with FedRAMP Moderate-aligned controls — see Exhibit G-11 for the current-state assessment and phased migration/authorization roadmap. The diagram below presents the full logical architecture spanning the Client Tier, Application Tier, AI/ML Pipeline, Data Tier, and Integration Layer, which is designed to operate identically once migrated.</w:t>
+        <w:t>GovGuard™ is a three-tier cloud-native SaaS platform, currently deployed on Railway (containerized FastAPI backend) and Vercel (Next.js frontend), architected for migration to AWS GovCloud with FedRAMP Moderate-aligned controls — see Exhibit 28.G11 for the current-state assessment and phased migration/authorization roadmap. The diagram below presents the full logical architecture spanning the Client Tier, Application Tier, AI/ML Pipeline, Data Tier, and Integration Layer, which is designed to operate identically once migrated.</w:t>
       </w:r>
     </w:p>
     <w:p>
@@ -413,7 +413,7 @@
         <w:br/>
         <w:t xml:space="preserve">                    </w:t>
         <w:br/>
-        <w:t xml:space="preserve">  FEDRAMP MODERATE  Roadmapped: AWS GovCloud region (us-gov-west-1 / us-gov-east-1) — see Exhibit G-11 (currently on Railway/Vercel)</w:t>
+        <w:t xml:space="preserve">  FEDRAMP MODERATE  Roadmapped: AWS GovCloud region (us-gov-west-1 / us-gov-east-1) — see Exhibit 28.G11 (currently on Railway/Vercel)</w:t>
         <w:br/>
         <w:t xml:space="preserve">                    Controls alignment: AC-2, AC-17, AU-2, AU-9, IA-5, SC-28, SI-7</w:t>
         <w:br/>
